--- a/backend/documents/templates/file6.docx
+++ b/backend/documents/templates/file6.docx
@@ -1,6 +1,6 @@
 
 <file path=word/document.xml><?xml version="1.0" encoding="utf-8"?>
-<w:document xmlns:wpc="http://schemas.microsoft.com/office/word/2010/wordprocessingCanvas" xmlns:cx="http://schemas.microsoft.com/office/drawing/2014/chartex" xmlns:cx1="http://schemas.microsoft.com/office/drawing/2015/9/8/chartex" xmlns:cx2="http://schemas.microsoft.com/office/drawing/2015/10/21/chartex" xmlns:cx3="http://schemas.microsoft.com/office/drawing/2016/5/9/chartex" xmlns:cx4="http://schemas.microsoft.com/office/drawing/2016/5/10/chartex" xmlns:cx5="http://schemas.microsoft.com/office/drawing/2016/5/11/chartex" xmlns:cx6="http://schemas.microsoft.com/office/drawing/2016/5/12/chartex" xmlns:cx7="http://schemas.microsoft.com/office/drawing/2016/5/13/chartex" xmlns:cx8="http://schemas.microsoft.com/office/drawing/2016/5/14/chartex" xmlns:mc="http://schemas.openxmlformats.org/markup-compatibility/2006" xmlns:aink="http://schemas.microsoft.com/office/drawing/2016/ink" xmlns:am3d="http://schemas.microsoft.com/office/drawing/2017/model3d" xmlns:o="urn:schemas-microsoft-com:office:office" xmlns:oel="http://schemas.microsoft.com/office/2019/extlst" xmlns:r="http://schemas.openxmlformats.org/officeDocument/2006/relationships" xmlns:m="http://schemas.openxmlformats.org/officeDocument/2006/math" xmlns:v="urn:schemas-microsoft-com:vml" xmlns:wp14="http://schemas.microsoft.com/office/word/2010/wordprocessingDrawing" xmlns:wp="http://schemas.openxmlformats.org/drawingml/2006/wordprocessingDrawing" xmlns:w10="urn:schemas-microsoft-com:office:word" xmlns:w="http://schemas.openxmlformats.org/wordprocessingml/2006/main" xmlns:w14="http://schemas.microsoft.com/office/word/2010/wordml" xmlns:w15="http://schemas.microsoft.com/office/word/2012/wordml" xmlns:w16cex="http://schemas.microsoft.com/office/word/2018/wordml/cex" xmlns:w16cid="http://schemas.microsoft.com/office/word/2016/wordml/cid" xmlns:w16="http://schemas.microsoft.com/office/word/2018/wordml" xmlns:w16du="http://schemas.microsoft.com/office/word/2023/wordml/word16du" xmlns:w16sdtdh="http://schemas.microsoft.com/office/word/2020/wordml/sdtdatahash" xmlns:w16sdtfl="http://schemas.microsoft.com/office/word/2024/wordml/sdtformatlock" xmlns:w16se="http://schemas.microsoft.com/office/word/2015/wordml/symex" xmlns:wpg="http://schemas.microsoft.com/office/word/2010/wordprocessingGroup" xmlns:wpi="http://schemas.microsoft.com/office/word/2010/wordprocessingInk" xmlns:wne="http://schemas.microsoft.com/office/word/2006/wordml" xmlns:wps="http://schemas.microsoft.com/office/word/2010/wordprocessingShape" mc:Ignorable="w14 w15 w16se w16cid w16 w16cex w16sdtdh w16sdtfl w16du wp14">
+<w:document xmlns:wpc="http://schemas.microsoft.com/office/word/2010/wordprocessingCanvas" xmlns:cx="http://schemas.microsoft.com/office/drawing/2014/chartex" xmlns:cx1="http://schemas.microsoft.com/office/drawing/2015/9/8/chartex" xmlns:cx2="http://schemas.microsoft.com/office/drawing/2015/10/21/chartex" xmlns:cx3="http://schemas.microsoft.com/office/drawing/2016/5/9/chartex" xmlns:cx4="http://schemas.microsoft.com/office/drawing/2016/5/10/chartex" xmlns:cx5="http://schemas.microsoft.com/office/drawing/2016/5/11/chartex" xmlns:cx6="http://schemas.microsoft.com/office/drawing/2016/5/12/chartex" xmlns:cx7="http://schemas.microsoft.com/office/drawing/2016/5/13/chartex" xmlns:cx8="http://schemas.microsoft.com/office/drawing/2016/5/14/chartex" xmlns:mc="http://schemas.openxmlformats.org/markup-compatibility/2006" xmlns:aink="http://schemas.microsoft.com/office/drawing/2016/ink" xmlns:am3d="http://schemas.microsoft.com/office/drawing/2017/model3d" xmlns:o="urn:schemas-microsoft-com:office:office" xmlns:oel="http://schemas.microsoft.com/office/2019/extlst" xmlns:r="http://schemas.openxmlformats.org/officeDocument/2006/relationships" xmlns:m="http://schemas.openxmlformats.org/officeDocument/2006/math" xmlns:v="urn:schemas-microsoft-com:vml" xmlns:wp14="http://schemas.microsoft.com/office/word/2010/wordprocessingDrawing" xmlns:wp="http://schemas.openxmlformats.org/drawingml/2006/wordprocessingDrawing" xmlns:w10="urn:schemas-microsoft-com:office:word" xmlns:w="http://schemas.openxmlformats.org/wordprocessingml/2006/main" xmlns:w14="http://schemas.microsoft.com/office/word/2010/wordml" xmlns:w15="http://schemas.microsoft.com/office/word/2012/wordml" xmlns:w16cei="http://schemas.microsoft.com/office/word/2026/wordml/cei" xmlns:w16cex="http://schemas.microsoft.com/office/word/2018/wordml/cex" xmlns:w16cid="http://schemas.microsoft.com/office/word/2016/wordml/cid" xmlns:w16="http://schemas.microsoft.com/office/word/2018/wordml" xmlns:w16du="http://schemas.microsoft.com/office/word/2023/wordml/word16du" xmlns:w16sdtdh="http://schemas.microsoft.com/office/word/2020/wordml/sdtdatahash" xmlns:w16sdtfl="http://schemas.microsoft.com/office/word/2024/wordml/sdtformatlock" xmlns:w16se="http://schemas.microsoft.com/office/word/2015/wordml/symex" xmlns:wpg="http://schemas.microsoft.com/office/word/2010/wordprocessingGroup" xmlns:wpi="http://schemas.microsoft.com/office/word/2010/wordprocessingInk" xmlns:wne="http://schemas.microsoft.com/office/word/2006/wordml" xmlns:wps="http://schemas.microsoft.com/office/word/2010/wordprocessingShape" mc:Ignorable="w14 w15 w16se w16cid w16 w16cex w16sdtdh w16sdtfl w16du wp14">
   <w:body>
     <w:p>
       <w:pPr>
@@ -218,10 +218,10 @@
       </w:tblPr>
       <w:tblGrid>
         <w:gridCol w:w="516"/>
-        <w:gridCol w:w="2307"/>
-        <w:gridCol w:w="981"/>
-        <w:gridCol w:w="1362"/>
-        <w:gridCol w:w="1131"/>
+        <w:gridCol w:w="2204"/>
+        <w:gridCol w:w="1895"/>
+        <w:gridCol w:w="1684"/>
+        <w:gridCol w:w="1862"/>
         <w:gridCol w:w="3052"/>
       </w:tblGrid>
       <w:tr>
@@ -267,7 +267,7 @@
         </w:tc>
         <w:tc>
           <w:tcPr>
-            <w:tcW w:w="2307" w:type="dxa"/>
+            <w:tcW w:w="2434" w:type="dxa"/>
             <w:vAlign w:val="center"/>
           </w:tcPr>
           <w:p>
@@ -304,7 +304,7 @@
         </w:tc>
         <w:tc>
           <w:tcPr>
-            <w:tcW w:w="981" w:type="dxa"/>
+            <w:tcW w:w="854" w:type="dxa"/>
             <w:vAlign w:val="center"/>
           </w:tcPr>
           <w:p>
@@ -476,7 +476,7 @@
         </w:tc>
         <w:tc>
           <w:tcPr>
-            <w:tcW w:w="2307" w:type="dxa"/>
+            <w:tcW w:w="2434" w:type="dxa"/>
           </w:tcPr>
           <w:p>
             <w:pPr>
@@ -493,13 +493,13 @@
                 <w:sz w:val="22"/>
                 <w:szCs w:val="22"/>
               </w:rPr>
-              <w:t>Maciej Świerszcz</w:t>
-            </w:r>
-          </w:p>
-        </w:tc>
-        <w:tc>
-          <w:tcPr>
-            <w:tcW w:w="981" w:type="dxa"/>
+              <w:t>{{ instructor_1_name }}</w:t>
+            </w:r>
+          </w:p>
+        </w:tc>
+        <w:tc>
+          <w:tcPr>
+            <w:tcW w:w="854" w:type="dxa"/>
             <w:vAlign w:val="center"/>
           </w:tcPr>
           <w:p>
@@ -517,7 +517,7 @@
                 <w:sz w:val="20"/>
                 <w:szCs w:val="20"/>
               </w:rPr>
-              <w:t>P,R, Rwo</w:t>
+              <w:t>{{ instructor_1_specs }}</w:t>
             </w:r>
           </w:p>
         </w:tc>
@@ -543,7 +543,7 @@
                 <w:szCs w:val="20"/>
                 <w:lang w:val="en-US"/>
               </w:rPr>
-              <w:t>Mgr. Piel, Lic Rat. Med,</w:t>
+              <w:t>{{ instructor_</w:t>
             </w:r>
             <w:r>
               <w:rPr>
@@ -552,17 +552,16 @@
                 <w:szCs w:val="20"/>
                 <w:lang w:val="en-US"/>
               </w:rPr>
-              <w:t xml:space="preserve"> </w:t>
-            </w:r>
-            <w:r>
-              <w:rPr>
-                <w:rFonts w:ascii="Arial" w:hAnsi="Arial" w:cs="Arial"/>
-                <w:b/>
+              <w:t>1</w:t>
+            </w:r>
+            <w:r>
+              <w:rPr>
+                <w:rFonts w:ascii="Arial" w:hAnsi="Arial" w:cs="Arial"/>
                 <w:sz w:val="20"/>
                 <w:szCs w:val="20"/>
                 <w:lang w:val="en-US"/>
               </w:rPr>
-              <w:t>Rwo</w:t>
+              <w:t>_title }}</w:t>
             </w:r>
           </w:p>
         </w:tc>
@@ -585,7 +584,7 @@
                 <w:sz w:val="20"/>
                 <w:szCs w:val="20"/>
               </w:rPr>
-              <w:t>Pow.10lat</w:t>
+              <w:t>{{ instructor_1_years }}</w:t>
             </w:r>
           </w:p>
         </w:tc>
@@ -676,7 +675,7 @@
         </w:tc>
         <w:tc>
           <w:tcPr>
-            <w:tcW w:w="2307" w:type="dxa"/>
+            <w:tcW w:w="2434" w:type="dxa"/>
           </w:tcPr>
           <w:p>
             <w:pPr>
@@ -693,13 +692,29 @@
                 <w:sz w:val="22"/>
                 <w:szCs w:val="22"/>
               </w:rPr>
-              <w:t>Mariusz Klisiatys</w:t>
-            </w:r>
-          </w:p>
-        </w:tc>
-        <w:tc>
-          <w:tcPr>
-            <w:tcW w:w="981" w:type="dxa"/>
+              <w:t>{{ instructor_</w:t>
+            </w:r>
+            <w:r>
+              <w:rPr>
+                <w:rFonts w:ascii="Arial" w:hAnsi="Arial" w:cs="Arial"/>
+                <w:sz w:val="22"/>
+                <w:szCs w:val="22"/>
+              </w:rPr>
+              <w:t>2</w:t>
+            </w:r>
+            <w:r>
+              <w:rPr>
+                <w:rFonts w:ascii="Arial" w:hAnsi="Arial" w:cs="Arial"/>
+                <w:sz w:val="22"/>
+                <w:szCs w:val="22"/>
+              </w:rPr>
+              <w:t>_name }}</w:t>
+            </w:r>
+          </w:p>
+        </w:tc>
+        <w:tc>
+          <w:tcPr>
+            <w:tcW w:w="854" w:type="dxa"/>
             <w:vAlign w:val="center"/>
           </w:tcPr>
           <w:p>
@@ -717,7 +732,23 @@
                 <w:sz w:val="20"/>
                 <w:szCs w:val="20"/>
               </w:rPr>
-              <w:t>R, Rwo</w:t>
+              <w:t>{{ instructor_</w:t>
+            </w:r>
+            <w:r>
+              <w:rPr>
+                <w:rFonts w:ascii="Arial" w:hAnsi="Arial" w:cs="Arial"/>
+                <w:sz w:val="20"/>
+                <w:szCs w:val="20"/>
+              </w:rPr>
+              <w:t>2</w:t>
+            </w:r>
+            <w:r>
+              <w:rPr>
+                <w:rFonts w:ascii="Arial" w:hAnsi="Arial" w:cs="Arial"/>
+                <w:sz w:val="20"/>
+                <w:szCs w:val="20"/>
+              </w:rPr>
+              <w:t>_specs }}</w:t>
             </w:r>
           </w:p>
         </w:tc>
@@ -741,16 +772,23 @@
                 <w:sz w:val="20"/>
                 <w:szCs w:val="20"/>
               </w:rPr>
-              <w:t>Rat. Med.</w:t>
-            </w:r>
-            <w:r>
-              <w:rPr>
-                <w:rFonts w:ascii="Arial" w:hAnsi="Arial" w:cs="Arial"/>
-                <w:b/>
-                <w:sz w:val="20"/>
-                <w:szCs w:val="20"/>
-              </w:rPr>
-              <w:t xml:space="preserve"> Rwo</w:t>
+              <w:t>{{ instructor_</w:t>
+            </w:r>
+            <w:r>
+              <w:rPr>
+                <w:rFonts w:ascii="Arial" w:hAnsi="Arial" w:cs="Arial"/>
+                <w:sz w:val="20"/>
+                <w:szCs w:val="20"/>
+              </w:rPr>
+              <w:t>2</w:t>
+            </w:r>
+            <w:r>
+              <w:rPr>
+                <w:rFonts w:ascii="Arial" w:hAnsi="Arial" w:cs="Arial"/>
+                <w:sz w:val="20"/>
+                <w:szCs w:val="20"/>
+              </w:rPr>
+              <w:t>_title }}</w:t>
             </w:r>
           </w:p>
         </w:tc>
@@ -774,7 +812,23 @@
                 <w:sz w:val="20"/>
                 <w:szCs w:val="20"/>
               </w:rPr>
-              <w:t>Pow. 5 lat</w:t>
+              <w:t>{{ instructor_</w:t>
+            </w:r>
+            <w:r>
+              <w:rPr>
+                <w:rFonts w:ascii="Arial" w:hAnsi="Arial" w:cs="Arial"/>
+                <w:sz w:val="20"/>
+                <w:szCs w:val="20"/>
+              </w:rPr>
+              <w:t>2</w:t>
+            </w:r>
+            <w:r>
+              <w:rPr>
+                <w:rFonts w:ascii="Arial" w:hAnsi="Arial" w:cs="Arial"/>
+                <w:sz w:val="20"/>
+                <w:szCs w:val="20"/>
+              </w:rPr>
+              <w:t>_years }}</w:t>
             </w:r>
           </w:p>
         </w:tc>
@@ -865,7 +919,7 @@
         </w:tc>
         <w:tc>
           <w:tcPr>
-            <w:tcW w:w="2307" w:type="dxa"/>
+            <w:tcW w:w="2434" w:type="dxa"/>
           </w:tcPr>
           <w:p>
             <w:pPr>
@@ -880,36 +934,58 @@
               <w:rPr>
                 <w:rFonts w:ascii="Arial" w:hAnsi="Arial" w:cs="Arial"/>
               </w:rPr>
-              <w:t>Robert</w:t>
-            </w:r>
-            <w:r>
-              <w:rPr>
-                <w:rFonts w:ascii="Arial" w:hAnsi="Arial" w:cs="Arial"/>
-              </w:rPr>
-              <w:t xml:space="preserve"> Świerszcz</w:t>
-            </w:r>
-          </w:p>
-        </w:tc>
-        <w:tc>
-          <w:tcPr>
-            <w:tcW w:w="981" w:type="dxa"/>
-          </w:tcPr>
-          <w:p>
-            <w:pPr>
-              <w:jc w:val="both"/>
-              <w:rPr>
-                <w:rFonts w:ascii="Arial" w:hAnsi="Arial" w:cs="Arial"/>
-                <w:sz w:val="20"/>
-                <w:szCs w:val="20"/>
-              </w:rPr>
-            </w:pPr>
-            <w:r>
-              <w:rPr>
-                <w:rFonts w:ascii="Arial" w:hAnsi="Arial" w:cs="Arial"/>
-                <w:sz w:val="20"/>
-                <w:szCs w:val="20"/>
-              </w:rPr>
-              <w:t>R, Rwo</w:t>
+              <w:t>{{ instructor_</w:t>
+            </w:r>
+            <w:r>
+              <w:rPr>
+                <w:rFonts w:ascii="Arial" w:hAnsi="Arial" w:cs="Arial"/>
+              </w:rPr>
+              <w:t>3</w:t>
+            </w:r>
+            <w:r>
+              <w:rPr>
+                <w:rFonts w:ascii="Arial" w:hAnsi="Arial" w:cs="Arial"/>
+              </w:rPr>
+              <w:t>_name }}</w:t>
+            </w:r>
+          </w:p>
+        </w:tc>
+        <w:tc>
+          <w:tcPr>
+            <w:tcW w:w="854" w:type="dxa"/>
+          </w:tcPr>
+          <w:p>
+            <w:pPr>
+              <w:jc w:val="both"/>
+              <w:rPr>
+                <w:rFonts w:ascii="Arial" w:hAnsi="Arial" w:cs="Arial"/>
+                <w:sz w:val="20"/>
+                <w:szCs w:val="20"/>
+              </w:rPr>
+            </w:pPr>
+            <w:r>
+              <w:rPr>
+                <w:rFonts w:ascii="Arial" w:hAnsi="Arial" w:cs="Arial"/>
+                <w:sz w:val="20"/>
+                <w:szCs w:val="20"/>
+              </w:rPr>
+              <w:t>{{ instructor_</w:t>
+            </w:r>
+            <w:r>
+              <w:rPr>
+                <w:rFonts w:ascii="Arial" w:hAnsi="Arial" w:cs="Arial"/>
+                <w:sz w:val="20"/>
+                <w:szCs w:val="20"/>
+              </w:rPr>
+              <w:t>3</w:t>
+            </w:r>
+            <w:r>
+              <w:rPr>
+                <w:rFonts w:ascii="Arial" w:hAnsi="Arial" w:cs="Arial"/>
+                <w:sz w:val="20"/>
+                <w:szCs w:val="20"/>
+              </w:rPr>
+              <w:t>_specs }}</w:t>
             </w:r>
           </w:p>
         </w:tc>
@@ -933,16 +1009,23 @@
                 <w:sz w:val="20"/>
                 <w:szCs w:val="20"/>
               </w:rPr>
-              <w:t>Rat. Med.</w:t>
-            </w:r>
-            <w:r>
-              <w:rPr>
-                <w:rFonts w:ascii="Arial" w:hAnsi="Arial" w:cs="Arial"/>
-                <w:b/>
-                <w:sz w:val="20"/>
-                <w:szCs w:val="20"/>
-              </w:rPr>
-              <w:t xml:space="preserve"> Rwo</w:t>
+              <w:t>{{ instructor_</w:t>
+            </w:r>
+            <w:r>
+              <w:rPr>
+                <w:rFonts w:ascii="Arial" w:hAnsi="Arial" w:cs="Arial"/>
+                <w:sz w:val="20"/>
+                <w:szCs w:val="20"/>
+              </w:rPr>
+              <w:t>3</w:t>
+            </w:r>
+            <w:r>
+              <w:rPr>
+                <w:rFonts w:ascii="Arial" w:hAnsi="Arial" w:cs="Arial"/>
+                <w:sz w:val="20"/>
+                <w:szCs w:val="20"/>
+              </w:rPr>
+              <w:t>_title }}</w:t>
             </w:r>
           </w:p>
         </w:tc>
@@ -965,7 +1048,7 @@
                 <w:sz w:val="20"/>
                 <w:szCs w:val="20"/>
               </w:rPr>
-              <w:t xml:space="preserve">Pow. </w:t>
+              <w:t>{{ instructor_</w:t>
             </w:r>
             <w:r>
               <w:rPr>
@@ -981,7 +1064,7 @@
                 <w:sz w:val="20"/>
                 <w:szCs w:val="20"/>
               </w:rPr>
-              <w:t xml:space="preserve"> lat</w:t>
+              <w:t>_years }}</w:t>
             </w:r>
           </w:p>
         </w:tc>
@@ -1036,43 +1119,71 @@
         </w:tc>
         <w:tc>
           <w:tcPr>
-            <w:tcW w:w="2307" w:type="dxa"/>
-          </w:tcPr>
-          <w:p>
-            <w:pPr>
-              <w:jc w:val="both"/>
-              <w:rPr>
-                <w:rFonts w:ascii="Arial" w:hAnsi="Arial" w:cs="Arial"/>
-              </w:rPr>
-            </w:pPr>
-            <w:r>
-              <w:rPr>
-                <w:rFonts w:ascii="Arial" w:hAnsi="Arial" w:cs="Arial"/>
-              </w:rPr>
-              <w:t>Patryk Karpiński</w:t>
-            </w:r>
-          </w:p>
-        </w:tc>
-        <w:tc>
-          <w:tcPr>
-            <w:tcW w:w="981" w:type="dxa"/>
-          </w:tcPr>
-          <w:p>
-            <w:pPr>
-              <w:jc w:val="both"/>
-              <w:rPr>
-                <w:rFonts w:ascii="Arial" w:hAnsi="Arial" w:cs="Arial"/>
-                <w:sz w:val="20"/>
-                <w:szCs w:val="20"/>
-              </w:rPr>
-            </w:pPr>
-            <w:r>
-              <w:rPr>
-                <w:rFonts w:ascii="Arial" w:hAnsi="Arial" w:cs="Arial"/>
-                <w:sz w:val="20"/>
-                <w:szCs w:val="20"/>
-              </w:rPr>
-              <w:t>R</w:t>
+            <w:tcW w:w="2434" w:type="dxa"/>
+          </w:tcPr>
+          <w:p>
+            <w:pPr>
+              <w:jc w:val="both"/>
+              <w:rPr>
+                <w:rFonts w:ascii="Arial" w:hAnsi="Arial" w:cs="Arial"/>
+              </w:rPr>
+            </w:pPr>
+            <w:r>
+              <w:rPr>
+                <w:rFonts w:ascii="Arial" w:hAnsi="Arial" w:cs="Arial"/>
+              </w:rPr>
+              <w:t>{{ instructor_</w:t>
+            </w:r>
+            <w:r>
+              <w:rPr>
+                <w:rFonts w:ascii="Arial" w:hAnsi="Arial" w:cs="Arial"/>
+              </w:rPr>
+              <w:t>4</w:t>
+            </w:r>
+            <w:r>
+              <w:rPr>
+                <w:rFonts w:ascii="Arial" w:hAnsi="Arial" w:cs="Arial"/>
+              </w:rPr>
+              <w:t>_name }}</w:t>
+            </w:r>
+          </w:p>
+        </w:tc>
+        <w:tc>
+          <w:tcPr>
+            <w:tcW w:w="854" w:type="dxa"/>
+          </w:tcPr>
+          <w:p>
+            <w:pPr>
+              <w:jc w:val="both"/>
+              <w:rPr>
+                <w:rFonts w:ascii="Arial" w:hAnsi="Arial" w:cs="Arial"/>
+                <w:sz w:val="20"/>
+                <w:szCs w:val="20"/>
+              </w:rPr>
+            </w:pPr>
+            <w:r>
+              <w:rPr>
+                <w:rFonts w:ascii="Arial" w:hAnsi="Arial" w:cs="Arial"/>
+                <w:sz w:val="20"/>
+                <w:szCs w:val="20"/>
+              </w:rPr>
+              <w:t>{{ instructor_</w:t>
+            </w:r>
+            <w:r>
+              <w:rPr>
+                <w:rFonts w:ascii="Arial" w:hAnsi="Arial" w:cs="Arial"/>
+                <w:sz w:val="20"/>
+                <w:szCs w:val="20"/>
+              </w:rPr>
+              <w:t>4</w:t>
+            </w:r>
+            <w:r>
+              <w:rPr>
+                <w:rFonts w:ascii="Arial" w:hAnsi="Arial" w:cs="Arial"/>
+                <w:sz w:val="20"/>
+                <w:szCs w:val="20"/>
+              </w:rPr>
+              <w:t>_specs }}</w:t>
             </w:r>
           </w:p>
         </w:tc>
@@ -1095,7 +1206,23 @@
                 <w:sz w:val="20"/>
                 <w:szCs w:val="20"/>
               </w:rPr>
-              <w:t>Rat. Med.</w:t>
+              <w:t>{{ instructor_</w:t>
+            </w:r>
+            <w:r>
+              <w:rPr>
+                <w:rFonts w:ascii="Arial" w:hAnsi="Arial" w:cs="Arial"/>
+                <w:sz w:val="20"/>
+                <w:szCs w:val="20"/>
+              </w:rPr>
+              <w:t>4</w:t>
+            </w:r>
+            <w:r>
+              <w:rPr>
+                <w:rFonts w:ascii="Arial" w:hAnsi="Arial" w:cs="Arial"/>
+                <w:sz w:val="20"/>
+                <w:szCs w:val="20"/>
+              </w:rPr>
+              <w:t>_title }}</w:t>
             </w:r>
           </w:p>
         </w:tc>
@@ -1118,7 +1245,23 @@
                 <w:sz w:val="20"/>
                 <w:szCs w:val="20"/>
               </w:rPr>
-              <w:t>Pow 5 Lat</w:t>
+              <w:t>{{ instructor_</w:t>
+            </w:r>
+            <w:r>
+              <w:rPr>
+                <w:rFonts w:ascii="Arial" w:hAnsi="Arial" w:cs="Arial"/>
+                <w:sz w:val="20"/>
+                <w:szCs w:val="20"/>
+              </w:rPr>
+              <w:t>4</w:t>
+            </w:r>
+            <w:r>
+              <w:rPr>
+                <w:rFonts w:ascii="Arial" w:hAnsi="Arial" w:cs="Arial"/>
+                <w:sz w:val="20"/>
+                <w:szCs w:val="20"/>
+              </w:rPr>
+              <w:t>_years }}</w:t>
             </w:r>
           </w:p>
         </w:tc>
@@ -1172,7 +1315,7 @@
         </w:tc>
         <w:tc>
           <w:tcPr>
-            <w:tcW w:w="2307" w:type="dxa"/>
+            <w:tcW w:w="2434" w:type="dxa"/>
           </w:tcPr>
           <w:p>
             <w:pPr>
@@ -1191,20 +1334,18 @@
         </w:tc>
         <w:tc>
           <w:tcPr>
-            <w:tcW w:w="981" w:type="dxa"/>
-          </w:tcPr>
-          <w:p>
-            <w:pPr>
-              <w:jc w:val="both"/>
-              <w:rPr>
-                <w:rFonts w:ascii="Arial" w:hAnsi="Arial" w:cs="Arial"/>
-              </w:rPr>
-            </w:pPr>
-            <w:r>
-              <w:rPr>
-                <w:rFonts w:ascii="Arial" w:hAnsi="Arial" w:cs="Arial"/>
-                <w:sz w:val="20"/>
-                <w:szCs w:val="20"/>
+            <w:tcW w:w="854" w:type="dxa"/>
+          </w:tcPr>
+          <w:p>
+            <w:pPr>
+              <w:jc w:val="both"/>
+              <w:rPr>
+                <w:rFonts w:ascii="Arial" w:hAnsi="Arial" w:cs="Arial"/>
+              </w:rPr>
+            </w:pPr>
+            <w:r>
+              <w:rPr>
+                <w:rFonts w:ascii="Arial" w:hAnsi="Arial" w:cs="Arial"/>
               </w:rPr>
               <w:t>Ps</w:t>
             </w:r>
@@ -1248,7 +1389,15 @@
                 <w:sz w:val="20"/>
                 <w:szCs w:val="20"/>
               </w:rPr>
-              <w:t>Pow. 5 lat</w:t>
+              <w:t>Pow.</w:t>
+            </w:r>
+            <w:r>
+              <w:rPr>
+                <w:rFonts w:ascii="Arial" w:hAnsi="Arial" w:cs="Arial"/>
+                <w:sz w:val="20"/>
+                <w:szCs w:val="20"/>
+              </w:rPr>
+              <w:t xml:space="preserve"> 5 lat</w:t>
             </w:r>
           </w:p>
         </w:tc>
@@ -1293,20 +1442,20 @@
         </w:tc>
         <w:tc>
           <w:tcPr>
-            <w:tcW w:w="2307" w:type="dxa"/>
-          </w:tcPr>
-          <w:p>
-            <w:pPr>
-              <w:jc w:val="both"/>
-              <w:rPr>
-                <w:rFonts w:ascii="Arial" w:hAnsi="Arial" w:cs="Arial"/>
-              </w:rPr>
-            </w:pPr>
-          </w:p>
-        </w:tc>
-        <w:tc>
-          <w:tcPr>
-            <w:tcW w:w="981" w:type="dxa"/>
+            <w:tcW w:w="2434" w:type="dxa"/>
+          </w:tcPr>
+          <w:p>
+            <w:pPr>
+              <w:jc w:val="both"/>
+              <w:rPr>
+                <w:rFonts w:ascii="Arial" w:hAnsi="Arial" w:cs="Arial"/>
+              </w:rPr>
+            </w:pPr>
+          </w:p>
+        </w:tc>
+        <w:tc>
+          <w:tcPr>
+            <w:tcW w:w="854" w:type="dxa"/>
           </w:tcPr>
           <w:p>
             <w:pPr>
@@ -2077,7 +2226,7 @@
 </file>
 
 <file path=word/endnotes.xml><?xml version="1.0" encoding="utf-8"?>
-<w:endnotes xmlns:wpc="http://schemas.microsoft.com/office/word/2010/wordprocessingCanvas" xmlns:cx="http://schemas.microsoft.com/office/drawing/2014/chartex" xmlns:cx1="http://schemas.microsoft.com/office/drawing/2015/9/8/chartex" xmlns:cx2="http://schemas.microsoft.com/office/drawing/2015/10/21/chartex" xmlns:cx3="http://schemas.microsoft.com/office/drawing/2016/5/9/chartex" xmlns:cx4="http://schemas.microsoft.com/office/drawing/2016/5/10/chartex" xmlns:cx5="http://schemas.microsoft.com/office/drawing/2016/5/11/chartex" xmlns:cx6="http://schemas.microsoft.com/office/drawing/2016/5/12/chartex" xmlns:cx7="http://schemas.microsoft.com/office/drawing/2016/5/13/chartex" xmlns:cx8="http://schemas.microsoft.com/office/drawing/2016/5/14/chartex" xmlns:mc="http://schemas.openxmlformats.org/markup-compatibility/2006" xmlns:aink="http://schemas.microsoft.com/office/drawing/2016/ink" xmlns:am3d="http://schemas.microsoft.com/office/drawing/2017/model3d" xmlns:o="urn:schemas-microsoft-com:office:office" xmlns:oel="http://schemas.microsoft.com/office/2019/extlst" xmlns:r="http://schemas.openxmlformats.org/officeDocument/2006/relationships" xmlns:m="http://schemas.openxmlformats.org/officeDocument/2006/math" xmlns:v="urn:schemas-microsoft-com:vml" xmlns:wp14="http://schemas.microsoft.com/office/word/2010/wordprocessingDrawing" xmlns:wp="http://schemas.openxmlformats.org/drawingml/2006/wordprocessingDrawing" xmlns:w10="urn:schemas-microsoft-com:office:word" xmlns:w="http://schemas.openxmlformats.org/wordprocessingml/2006/main" xmlns:w14="http://schemas.microsoft.com/office/word/2010/wordml" xmlns:w15="http://schemas.microsoft.com/office/word/2012/wordml" xmlns:w16cex="http://schemas.microsoft.com/office/word/2018/wordml/cex" xmlns:w16cid="http://schemas.microsoft.com/office/word/2016/wordml/cid" xmlns:w16="http://schemas.microsoft.com/office/word/2018/wordml" xmlns:w16du="http://schemas.microsoft.com/office/word/2023/wordml/word16du" xmlns:w16sdtdh="http://schemas.microsoft.com/office/word/2020/wordml/sdtdatahash" xmlns:w16sdtfl="http://schemas.microsoft.com/office/word/2024/wordml/sdtformatlock" xmlns:w16se="http://schemas.microsoft.com/office/word/2015/wordml/symex" xmlns:wpg="http://schemas.microsoft.com/office/word/2010/wordprocessingGroup" xmlns:wpi="http://schemas.microsoft.com/office/word/2010/wordprocessingInk" xmlns:wne="http://schemas.microsoft.com/office/word/2006/wordml" xmlns:wps="http://schemas.microsoft.com/office/word/2010/wordprocessingShape" mc:Ignorable="w14 w15 w16se w16cid w16 w16cex w16sdtdh w16sdtfl w16du wp14">
+<w:endnotes xmlns:wpc="http://schemas.microsoft.com/office/word/2010/wordprocessingCanvas" xmlns:cx="http://schemas.microsoft.com/office/drawing/2014/chartex" xmlns:cx1="http://schemas.microsoft.com/office/drawing/2015/9/8/chartex" xmlns:cx2="http://schemas.microsoft.com/office/drawing/2015/10/21/chartex" xmlns:cx3="http://schemas.microsoft.com/office/drawing/2016/5/9/chartex" xmlns:cx4="http://schemas.microsoft.com/office/drawing/2016/5/10/chartex" xmlns:cx5="http://schemas.microsoft.com/office/drawing/2016/5/11/chartex" xmlns:cx6="http://schemas.microsoft.com/office/drawing/2016/5/12/chartex" xmlns:cx7="http://schemas.microsoft.com/office/drawing/2016/5/13/chartex" xmlns:cx8="http://schemas.microsoft.com/office/drawing/2016/5/14/chartex" xmlns:mc="http://schemas.openxmlformats.org/markup-compatibility/2006" xmlns:aink="http://schemas.microsoft.com/office/drawing/2016/ink" xmlns:am3d="http://schemas.microsoft.com/office/drawing/2017/model3d" xmlns:o="urn:schemas-microsoft-com:office:office" xmlns:oel="http://schemas.microsoft.com/office/2019/extlst" xmlns:r="http://schemas.openxmlformats.org/officeDocument/2006/relationships" xmlns:m="http://schemas.openxmlformats.org/officeDocument/2006/math" xmlns:v="urn:schemas-microsoft-com:vml" xmlns:wp14="http://schemas.microsoft.com/office/word/2010/wordprocessingDrawing" xmlns:wp="http://schemas.openxmlformats.org/drawingml/2006/wordprocessingDrawing" xmlns:w10="urn:schemas-microsoft-com:office:word" xmlns:w="http://schemas.openxmlformats.org/wordprocessingml/2006/main" xmlns:w14="http://schemas.microsoft.com/office/word/2010/wordml" xmlns:w15="http://schemas.microsoft.com/office/word/2012/wordml" xmlns:w16cei="http://schemas.microsoft.com/office/word/2026/wordml/cei" xmlns:w16cex="http://schemas.microsoft.com/office/word/2018/wordml/cex" xmlns:w16cid="http://schemas.microsoft.com/office/word/2016/wordml/cid" xmlns:w16="http://schemas.microsoft.com/office/word/2018/wordml" xmlns:w16du="http://schemas.microsoft.com/office/word/2023/wordml/word16du" xmlns:w16sdtdh="http://schemas.microsoft.com/office/word/2020/wordml/sdtdatahash" xmlns:w16sdtfl="http://schemas.microsoft.com/office/word/2024/wordml/sdtformatlock" xmlns:w16se="http://schemas.microsoft.com/office/word/2015/wordml/symex" xmlns:wpg="http://schemas.microsoft.com/office/word/2010/wordprocessingGroup" xmlns:wpi="http://schemas.microsoft.com/office/word/2010/wordprocessingInk" xmlns:wne="http://schemas.microsoft.com/office/word/2006/wordml" xmlns:wps="http://schemas.microsoft.com/office/word/2010/wordprocessingShape" mc:Ignorable="w14 w15 w16se w16cid w16 w16cex w16sdtdh w16sdtfl w16du wp14">
   <w:endnote w:type="separator" w:id="-1">
     <w:p>
       <w:r>
@@ -2096,7 +2245,7 @@
 </file>
 
 <file path=word/footnotes.xml><?xml version="1.0" encoding="utf-8"?>
-<w:footnotes xmlns:wpc="http://schemas.microsoft.com/office/word/2010/wordprocessingCanvas" xmlns:cx="http://schemas.microsoft.com/office/drawing/2014/chartex" xmlns:cx1="http://schemas.microsoft.com/office/drawing/2015/9/8/chartex" xmlns:cx2="http://schemas.microsoft.com/office/drawing/2015/10/21/chartex" xmlns:cx3="http://schemas.microsoft.com/office/drawing/2016/5/9/chartex" xmlns:cx4="http://schemas.microsoft.com/office/drawing/2016/5/10/chartex" xmlns:cx5="http://schemas.microsoft.com/office/drawing/2016/5/11/chartex" xmlns:cx6="http://schemas.microsoft.com/office/drawing/2016/5/12/chartex" xmlns:cx7="http://schemas.microsoft.com/office/drawing/2016/5/13/chartex" xmlns:cx8="http://schemas.microsoft.com/office/drawing/2016/5/14/chartex" xmlns:mc="http://schemas.openxmlformats.org/markup-compatibility/2006" xmlns:aink="http://schemas.microsoft.com/office/drawing/2016/ink" xmlns:am3d="http://schemas.microsoft.com/office/drawing/2017/model3d" xmlns:o="urn:schemas-microsoft-com:office:office" xmlns:oel="http://schemas.microsoft.com/office/2019/extlst" xmlns:r="http://schemas.openxmlformats.org/officeDocument/2006/relationships" xmlns:m="http://schemas.openxmlformats.org/officeDocument/2006/math" xmlns:v="urn:schemas-microsoft-com:vml" xmlns:wp14="http://schemas.microsoft.com/office/word/2010/wordprocessingDrawing" xmlns:wp="http://schemas.openxmlformats.org/drawingml/2006/wordprocessingDrawing" xmlns:w10="urn:schemas-microsoft-com:office:word" xmlns:w="http://schemas.openxmlformats.org/wordprocessingml/2006/main" xmlns:w14="http://schemas.microsoft.com/office/word/2010/wordml" xmlns:w15="http://schemas.microsoft.com/office/word/2012/wordml" xmlns:w16cex="http://schemas.microsoft.com/office/word/2018/wordml/cex" xmlns:w16cid="http://schemas.microsoft.com/office/word/2016/wordml/cid" xmlns:w16="http://schemas.microsoft.com/office/word/2018/wordml" xmlns:w16du="http://schemas.microsoft.com/office/word/2023/wordml/word16du" xmlns:w16sdtdh="http://schemas.microsoft.com/office/word/2020/wordml/sdtdatahash" xmlns:w16sdtfl="http://schemas.microsoft.com/office/word/2024/wordml/sdtformatlock" xmlns:w16se="http://schemas.microsoft.com/office/word/2015/wordml/symex" xmlns:wpg="http://schemas.microsoft.com/office/word/2010/wordprocessingGroup" xmlns:wpi="http://schemas.microsoft.com/office/word/2010/wordprocessingInk" xmlns:wne="http://schemas.microsoft.com/office/word/2006/wordml" xmlns:wps="http://schemas.microsoft.com/office/word/2010/wordprocessingShape" mc:Ignorable="w14 w15 w16se w16cid w16 w16cex w16sdtdh w16sdtfl w16du wp14">
+<w:footnotes xmlns:wpc="http://schemas.microsoft.com/office/word/2010/wordprocessingCanvas" xmlns:cx="http://schemas.microsoft.com/office/drawing/2014/chartex" xmlns:cx1="http://schemas.microsoft.com/office/drawing/2015/9/8/chartex" xmlns:cx2="http://schemas.microsoft.com/office/drawing/2015/10/21/chartex" xmlns:cx3="http://schemas.microsoft.com/office/drawing/2016/5/9/chartex" xmlns:cx4="http://schemas.microsoft.com/office/drawing/2016/5/10/chartex" xmlns:cx5="http://schemas.microsoft.com/office/drawing/2016/5/11/chartex" xmlns:cx6="http://schemas.microsoft.com/office/drawing/2016/5/12/chartex" xmlns:cx7="http://schemas.microsoft.com/office/drawing/2016/5/13/chartex" xmlns:cx8="http://schemas.microsoft.com/office/drawing/2016/5/14/chartex" xmlns:mc="http://schemas.openxmlformats.org/markup-compatibility/2006" xmlns:aink="http://schemas.microsoft.com/office/drawing/2016/ink" xmlns:am3d="http://schemas.microsoft.com/office/drawing/2017/model3d" xmlns:o="urn:schemas-microsoft-com:office:office" xmlns:oel="http://schemas.microsoft.com/office/2019/extlst" xmlns:r="http://schemas.openxmlformats.org/officeDocument/2006/relationships" xmlns:m="http://schemas.openxmlformats.org/officeDocument/2006/math" xmlns:v="urn:schemas-microsoft-com:vml" xmlns:wp14="http://schemas.microsoft.com/office/word/2010/wordprocessingDrawing" xmlns:wp="http://schemas.openxmlformats.org/drawingml/2006/wordprocessingDrawing" xmlns:w10="urn:schemas-microsoft-com:office:word" xmlns:w="http://schemas.openxmlformats.org/wordprocessingml/2006/main" xmlns:w14="http://schemas.microsoft.com/office/word/2010/wordml" xmlns:w15="http://schemas.microsoft.com/office/word/2012/wordml" xmlns:w16cei="http://schemas.microsoft.com/office/word/2026/wordml/cei" xmlns:w16cex="http://schemas.microsoft.com/office/word/2018/wordml/cex" xmlns:w16cid="http://schemas.microsoft.com/office/word/2016/wordml/cid" xmlns:w16="http://schemas.microsoft.com/office/word/2018/wordml" xmlns:w16du="http://schemas.microsoft.com/office/word/2023/wordml/word16du" xmlns:w16sdtdh="http://schemas.microsoft.com/office/word/2020/wordml/sdtdatahash" xmlns:w16sdtfl="http://schemas.microsoft.com/office/word/2024/wordml/sdtformatlock" xmlns:w16se="http://schemas.microsoft.com/office/word/2015/wordml/symex" xmlns:wpg="http://schemas.microsoft.com/office/word/2010/wordprocessingGroup" xmlns:wpi="http://schemas.microsoft.com/office/word/2010/wordprocessingInk" xmlns:wne="http://schemas.microsoft.com/office/word/2006/wordml" xmlns:wps="http://schemas.microsoft.com/office/word/2010/wordprocessingShape" mc:Ignorable="w14 w15 w16se w16cid w16 w16cex w16sdtdh w16sdtfl w16du wp14">
   <w:footnote w:type="separator" w:id="-1">
     <w:p>
       <w:r>
@@ -2115,7 +2264,7 @@
 </file>
 
 <file path=word/header1.xml><?xml version="1.0" encoding="utf-8"?>
-<w:hdr xmlns:wpc="http://schemas.microsoft.com/office/word/2010/wordprocessingCanvas" xmlns:cx="http://schemas.microsoft.com/office/drawing/2014/chartex" xmlns:cx1="http://schemas.microsoft.com/office/drawing/2015/9/8/chartex" xmlns:cx2="http://schemas.microsoft.com/office/drawing/2015/10/21/chartex" xmlns:cx3="http://schemas.microsoft.com/office/drawing/2016/5/9/chartex" xmlns:cx4="http://schemas.microsoft.com/office/drawing/2016/5/10/chartex" xmlns:cx5="http://schemas.microsoft.com/office/drawing/2016/5/11/chartex" xmlns:cx6="http://schemas.microsoft.com/office/drawing/2016/5/12/chartex" xmlns:cx7="http://schemas.microsoft.com/office/drawing/2016/5/13/chartex" xmlns:cx8="http://schemas.microsoft.com/office/drawing/2016/5/14/chartex" xmlns:mc="http://schemas.openxmlformats.org/markup-compatibility/2006" xmlns:aink="http://schemas.microsoft.com/office/drawing/2016/ink" xmlns:am3d="http://schemas.microsoft.com/office/drawing/2017/model3d" xmlns:o="urn:schemas-microsoft-com:office:office" xmlns:oel="http://schemas.microsoft.com/office/2019/extlst" xmlns:r="http://schemas.openxmlformats.org/officeDocument/2006/relationships" xmlns:m="http://schemas.openxmlformats.org/officeDocument/2006/math" xmlns:v="urn:schemas-microsoft-com:vml" xmlns:wp14="http://schemas.microsoft.com/office/word/2010/wordprocessingDrawing" xmlns:wp="http://schemas.openxmlformats.org/drawingml/2006/wordprocessingDrawing" xmlns:w10="urn:schemas-microsoft-com:office:word" xmlns:w="http://schemas.openxmlformats.org/wordprocessingml/2006/main" xmlns:w14="http://schemas.microsoft.com/office/word/2010/wordml" xmlns:w15="http://schemas.microsoft.com/office/word/2012/wordml" xmlns:w16cex="http://schemas.microsoft.com/office/word/2018/wordml/cex" xmlns:w16cid="http://schemas.microsoft.com/office/word/2016/wordml/cid" xmlns:w16="http://schemas.microsoft.com/office/word/2018/wordml" xmlns:w16du="http://schemas.microsoft.com/office/word/2023/wordml/word16du" xmlns:w16sdtdh="http://schemas.microsoft.com/office/word/2020/wordml/sdtdatahash" xmlns:w16sdtfl="http://schemas.microsoft.com/office/word/2024/wordml/sdtformatlock" xmlns:w16se="http://schemas.microsoft.com/office/word/2015/wordml/symex" xmlns:wpg="http://schemas.microsoft.com/office/word/2010/wordprocessingGroup" xmlns:wpi="http://schemas.microsoft.com/office/word/2010/wordprocessingInk" xmlns:wne="http://schemas.microsoft.com/office/word/2006/wordml" xmlns:wps="http://schemas.microsoft.com/office/word/2010/wordprocessingShape" mc:Ignorable="w14 w15 w16se w16cid w16 w16cex w16sdtdh w16sdtfl w16du wp14">
+<w:hdr xmlns:wpc="http://schemas.microsoft.com/office/word/2010/wordprocessingCanvas" xmlns:cx="http://schemas.microsoft.com/office/drawing/2014/chartex" xmlns:cx1="http://schemas.microsoft.com/office/drawing/2015/9/8/chartex" xmlns:cx2="http://schemas.microsoft.com/office/drawing/2015/10/21/chartex" xmlns:cx3="http://schemas.microsoft.com/office/drawing/2016/5/9/chartex" xmlns:cx4="http://schemas.microsoft.com/office/drawing/2016/5/10/chartex" xmlns:cx5="http://schemas.microsoft.com/office/drawing/2016/5/11/chartex" xmlns:cx6="http://schemas.microsoft.com/office/drawing/2016/5/12/chartex" xmlns:cx7="http://schemas.microsoft.com/office/drawing/2016/5/13/chartex" xmlns:cx8="http://schemas.microsoft.com/office/drawing/2016/5/14/chartex" xmlns:mc="http://schemas.openxmlformats.org/markup-compatibility/2006" xmlns:aink="http://schemas.microsoft.com/office/drawing/2016/ink" xmlns:am3d="http://schemas.microsoft.com/office/drawing/2017/model3d" xmlns:o="urn:schemas-microsoft-com:office:office" xmlns:oel="http://schemas.microsoft.com/office/2019/extlst" xmlns:r="http://schemas.openxmlformats.org/officeDocument/2006/relationships" xmlns:m="http://schemas.openxmlformats.org/officeDocument/2006/math" xmlns:v="urn:schemas-microsoft-com:vml" xmlns:wp14="http://schemas.microsoft.com/office/word/2010/wordprocessingDrawing" xmlns:wp="http://schemas.openxmlformats.org/drawingml/2006/wordprocessingDrawing" xmlns:w10="urn:schemas-microsoft-com:office:word" xmlns:w="http://schemas.openxmlformats.org/wordprocessingml/2006/main" xmlns:w14="http://schemas.microsoft.com/office/word/2010/wordml" xmlns:w15="http://schemas.microsoft.com/office/word/2012/wordml" xmlns:w16cei="http://schemas.microsoft.com/office/word/2026/wordml/cei" xmlns:w16cex="http://schemas.microsoft.com/office/word/2018/wordml/cex" xmlns:w16cid="http://schemas.microsoft.com/office/word/2016/wordml/cid" xmlns:w16="http://schemas.microsoft.com/office/word/2018/wordml" xmlns:w16du="http://schemas.microsoft.com/office/word/2023/wordml/word16du" xmlns:w16sdtdh="http://schemas.microsoft.com/office/word/2020/wordml/sdtdatahash" xmlns:w16sdtfl="http://schemas.microsoft.com/office/word/2024/wordml/sdtformatlock" xmlns:w16se="http://schemas.microsoft.com/office/word/2015/wordml/symex" xmlns:wpg="http://schemas.microsoft.com/office/word/2010/wordprocessingGroup" xmlns:wpi="http://schemas.microsoft.com/office/word/2010/wordprocessingInk" xmlns:wne="http://schemas.microsoft.com/office/word/2006/wordml" xmlns:wps="http://schemas.microsoft.com/office/word/2010/wordprocessingShape" mc:Ignorable="w14 w15 w16se w16cid w16 w16cex w16sdtdh w16sdtfl w16du wp14">
   <w:p>
     <w:pPr>
       <w:pStyle w:val="Nagwek"/>
